--- a/testakten/familienrecht-wechselmodell-unterhalt-selbststaendige-kiel/01_mandatsnotiz_erstgespraech.docx
+++ b/testakten/familienrecht-wechselmodell-unterhalt-selbststaendige-kiel/01_mandatsnotiz_erstgespraech.docx
@@ -4,94 +4,213 @@
   <w:body>
     <w:p>
       <w:pPr>
-        <w:pStyle w:val="Heading1"/>
+        <w:spacing w:after="40"/>
       </w:pPr>
       <w:r>
-        <w:t>Mandatsnotiz Erstgespräch</w:t>
+        <w:rPr>
+          <w:rFonts w:ascii="Arial" w:hAnsi="Arial"/>
+          <w:b/>
+          <w:color w:val="17365D"/>
+          <w:sz w:val="17"/>
+        </w:rPr>
+        <w:t>KANZLEIVERMERK</w:t>
       </w:r>
     </w:p>
     <w:p>
       <w:pPr>
-        <w:pStyle w:val="Heading2"/>
+        <w:spacing w:after="40"/>
       </w:pPr>
       <w:r>
-        <w:t>1. Ausgangspunkt</w:t>
-      </w:r>
-    </w:p>
-    <w:p>
-      <w:r>
-        <w:t>Die Eltern leben seit Januar getrennt, wohnen aber nur 1.2 km auseinander.</w:t>
-      </w:r>
-    </w:p>
-    <w:p>
-      <w:r>
-        <w:t>Nora übernachtet in der Praxiswoche häufiger beim Vater, Jasper bleibt an Schultagen öfter bei der Mutter.</w:t>
-      </w:r>
-    </w:p>
-    <w:p>
-      <w:r>
-        <w:t>Malte legt BWA Januar bis Mai 2026 vor; Praxiskonto und Privatkonto sind nicht getrennt.</w:t>
+        <w:rPr>
+          <w:rFonts w:ascii="Arial" w:hAnsi="Arial"/>
+          <w:b/>
+          <w:sz w:val="25"/>
+        </w:rPr>
+        <w:t>Kanzlei Förde Familienrecht</w:t>
       </w:r>
     </w:p>
     <w:p>
       <w:pPr>
-        <w:pStyle w:val="Heading2"/>
+        <w:spacing w:after="200"/>
       </w:pPr>
       <w:r>
-        <w:t>2. Ziele und Dringlichkeit</w:t>
-      </w:r>
-    </w:p>
-    <w:p>
-      <w:r>
-        <w:t>Malte will keinen Tabellenunterhalt zahlen und verweist auf paritätische Betreuung.</w:t>
-      </w:r>
-    </w:p>
-    <w:p>
-      <w:r>
-        <w:t>Rieke verlangt Barunterhalt, anteilige Mehrkosten und Auskunft über Praxiseinnahmen.</w:t>
-      </w:r>
-    </w:p>
-    <w:p>
-      <w:r>
-        <w:t>Streit besteht über Bereinigung des Einkommens, Firmenwagen, Praxisdarlehen und Altersvorsorge.</w:t>
+        <w:rPr>
+          <w:rFonts w:ascii="Arial" w:hAnsi="Arial"/>
+          <w:color w:val="586069"/>
+          <w:sz w:val="17"/>
+        </w:rPr>
+        <w:t>Sophienblatt 46 | 24114 Kiel | Telefon 0431 908620</w:t>
       </w:r>
     </w:p>
     <w:p>
       <w:pPr>
-        <w:pStyle w:val="Heading2"/>
+        <w:spacing w:after="160"/>
       </w:pPr>
       <w:r>
-        <w:t>3. Offene Unterlagen</w:t>
+        <w:t>Intern - elektronische Handakte</w:t>
       </w:r>
     </w:p>
     <w:p>
+      <w:pPr>
+        <w:spacing w:after="80"/>
+      </w:pPr>
       <w:r>
-        <w:t>Auskunft über Gewinnermittlung 2024 bis Juni 2026 verlangen.</w:t>
+        <w:rPr>
+          <w:rFonts w:ascii="Arial" w:hAnsi="Arial"/>
+          <w:color w:val="586069"/>
+          <w:sz w:val="18"/>
+        </w:rPr>
+        <w:t>Datum: 03.07.2026  |  Zeichen: FF/26-217 RH</w:t>
       </w:r>
     </w:p>
     <w:p>
+      <w:pPr>
+        <w:pStyle w:val="Title"/>
+      </w:pPr>
       <w:r>
-        <w:t>Betreuungstage nach Nächten, Ferien und Krankheit getrennt erfassen.</w:t>
+        <w:t>Mandatsnotiz Henning - Betreuung und Kindesunterhalt</w:t>
       </w:r>
     </w:p>
     <w:p>
+      <w:pPr>
+        <w:jc w:val="both"/>
+      </w:pPr>
       <w:r>
-        <w:t>Mehrbedarf in laufend, einmalig und freiwillig trennen.</w:t>
+        <w:t>Rieke Henning wurde am 3. Juli 2026 beraten. Sie legte Kalenderexporte, Gehaltsabrechnungen, eine Jugendamtsnotiz und Nachrichten mit Malte Henning vor. Die Unterhaltsberechnung wird ausdrücklich erst nach Bereinigung der Einkommens- und Betreuungstatsachen abgeschlossen.</w:t>
       </w:r>
     </w:p>
     <w:p>
+      <w:pPr>
+        <w:pStyle w:val="Heading1"/>
+      </w:pPr>
       <w:r>
-        <w:t>Frist für Zahlung unter Vorbehalt bis 20.07.2026 setzen.</w:t>
+        <w:t>1. Familie und Betreuung</w:t>
+      </w:r>
+    </w:p>
+    <w:p>
+      <w:pPr>
+        <w:jc w:val="both"/>
+      </w:pPr>
+      <w:r>
+        <w:t>Die Eltern trennten sich am 13. Januar 2026 und wohnen 1,2 Kilometer voneinander entfernt. Seit 1. März wird ein 2-2-3-Plan versucht. Nora, zwölf Jahre, übernachtet in den Wochen mit später Musikprobe häufiger beim Vater; Jasper, acht Jahre, bleibt bei Krankheit und an mehreren Schultagen bei der Mutter. Für März bis Juni weichen Kalender, Messenger und tatsächliche Übernachtungen voneinander ab.</w:t>
+      </w:r>
+    </w:p>
+    <w:p>
+      <w:pPr>
+        <w:pStyle w:val="Heading1"/>
+      </w:pPr>
+      <w:r>
+        <w:t>2. Einkommen</w:t>
+      </w:r>
+    </w:p>
+    <w:p>
+      <w:pPr>
+        <w:jc w:val="both"/>
+      </w:pPr>
+      <w:r>
+        <w:t>Rieke ist angestellte Projektleiterin und erhielt im März eine variable Jahresprämie von 4.800 Euro brutto. Malte betreibt eine Physiotherapiepraxis mit acht Mitarbeitern. Vorgelegt wurde nur eine BWA Januar bis Mai 2026. Privat- und Praxiskonto sind in einzelnen Buchungen vermischt; Privatentnahmen liegen bei rund 4.100 Euro monatlich. Firmenwagen, Abschreibungen, Darlehen und Altersvorsorge sind zu prüfen.</w:t>
+      </w:r>
+    </w:p>
+    <w:p>
+      <w:pPr>
+        <w:pStyle w:val="Heading1"/>
+      </w:pPr>
+      <w:r>
+        <w:t>3. Kindesbedarf</w:t>
+      </w:r>
+    </w:p>
+    <w:p>
+      <w:pPr>
+        <w:jc w:val="both"/>
+      </w:pPr>
+      <w:r>
+        <w:t>Laufend fallen 86 Euro Musikschule für Nora und 142 Euro Hort für Jasper an. Die Klassenfahrt kostet 380 Euro, eine kieferorthopädische Zuzahlung wird mit 1.240 Euro veranschlagt. Wer welche Kosten trägt, ist nicht konsistent dokumentiert. Malte zahlt seit April 520 Euro monatlich und übernimmt einzelne Sachkosten; Rieke hält dies für unzureichend.</w:t>
+      </w:r>
+    </w:p>
+    <w:p>
+      <w:pPr>
+        <w:pStyle w:val="Heading1"/>
+      </w:pPr>
+      <w:r>
+        <w:t>4. Arbeitsauftrag</w:t>
+      </w:r>
+    </w:p>
+    <w:p>
+      <w:pPr>
+        <w:jc w:val="both"/>
+      </w:pPr>
+      <w:r>
+        <w:t>Betreuung wird nach Nächten, Tagesbetreuung, Ferien, Krankheit und tatsächlich bedarfsdeckenden Leistungen aufgeschlüsselt. Einkommen wird mehrjährig und nach unterhaltsrechtlicher Relevanz geprüft. Barunterhalt, Mehrbedarf und Ausgleich für konkrete Aufwendungen werden nicht vorschnell saldiert. Ein Vorschlag soll die Kinderlogistik stabilisieren und zugleich eine vorläufige Zahlung sichern.</w:t>
+      </w:r>
+    </w:p>
+    <w:p>
+      <w:pPr>
+        <w:jc w:val="both"/>
+      </w:pPr>
+      <w:r>
+        <w:t>Bearbeiterin: Rechtsanwältin Svenja Cordes</w:t>
       </w:r>
     </w:p>
     <w:sectPr>
-      <w:pgSz w:w="12240" w:h="15840"/>
-      <w:pgMar w:top="1440" w:right="1800" w:bottom="1440" w:left="1800" w:header="720" w:footer="720" w:gutter="0"/>
+      <w:headerReference w:type="default" r:id="rId9"/>
+      <w:footerReference w:type="default" r:id="rId10"/>
+      <w:pgSz w:w="11906" w:h="16838"/>
+      <w:pgMar w:top="1020" w:right="1134" w:bottom="1020" w:left="1417" w:header="454" w:footer="454" w:gutter="0"/>
       <w:cols w:space="720"/>
       <w:docGrid w:linePitch="360"/>
     </w:sectPr>
   </w:body>
 </w:document>
+</file>
+
+<file path=word/footer1.xml><?xml version="1.0" encoding="utf-8"?>
+<w:ftr xmlns:m="http://schemas.openxmlformats.org/officeDocument/2006/math" xmlns:mc="http://schemas.openxmlformats.org/markup-compatibility/2006" xmlns:mo="http://schemas.microsoft.com/office/mac/office/2008/main" xmlns:mv="urn:schemas-microsoft-com:mac:vml" xmlns:o="urn:schemas-microsoft-com:office:office" xmlns:r="http://schemas.openxmlformats.org/officeDocument/2006/relationships" xmlns:v="urn:schemas-microsoft-com:vml" xmlns:w10="urn:schemas-microsoft-com:office:word" xmlns:w14="http://schemas.microsoft.com/office/word/2010/wordml" xmlns:w="http://schemas.openxmlformats.org/wordprocessingml/2006/main" xmlns:wne="http://schemas.microsoft.com/office/word/2006/wordml" xmlns:wp14="http://schemas.microsoft.com/office/word/2010/wordprocessingDrawing" xmlns:wp="http://schemas.openxmlformats.org/drawingml/2006/wordprocessingDrawing" xmlns:wpc="http://schemas.microsoft.com/office/word/2010/wordprocessingCanvas" xmlns:wpg="http://schemas.microsoft.com/office/word/2010/wordprocessingGroup" xmlns:wpi="http://schemas.microsoft.com/office/word/2010/wordprocessingInk" xmlns:wps="http://schemas.microsoft.com/office/word/2010/wordprocessingShape" mc:Ignorable="w14 wp14">
+  <w:p>
+    <w:pPr>
+      <w:pStyle w:val="Footer"/>
+      <w:spacing w:before="0"/>
+      <w:jc w:val="right"/>
+    </w:pPr>
+    <w:r>
+      <w:rPr>
+        <w:rFonts w:ascii="Arial" w:hAnsi="Arial"/>
+        <w:color w:val="586069"/>
+        <w:sz w:val="16"/>
+      </w:rPr>
+      <w:t xml:space="preserve">Seite </w:t>
+    </w:r>
+    <w:r>
+      <w:rPr>
+        <w:rFonts w:ascii="Arial" w:hAnsi="Arial"/>
+        <w:color w:val="586069"/>
+        <w:sz w:val="16"/>
+      </w:rPr>
+      <w:fldChar w:fldCharType="begin"/>
+      <w:instrText xml:space="preserve"> PAGE </w:instrText>
+      <w:fldChar w:fldCharType="end"/>
+    </w:r>
+  </w:p>
+</w:ftr>
+</file>
+
+<file path=word/header1.xml><?xml version="1.0" encoding="utf-8"?>
+<w:hdr xmlns:m="http://schemas.openxmlformats.org/officeDocument/2006/math" xmlns:mc="http://schemas.openxmlformats.org/markup-compatibility/2006" xmlns:mo="http://schemas.microsoft.com/office/mac/office/2008/main" xmlns:mv="urn:schemas-microsoft-com:mac:vml" xmlns:o="urn:schemas-microsoft-com:office:office" xmlns:r="http://schemas.openxmlformats.org/officeDocument/2006/relationships" xmlns:v="urn:schemas-microsoft-com:vml" xmlns:w10="urn:schemas-microsoft-com:office:word" xmlns:w14="http://schemas.microsoft.com/office/word/2010/wordml" xmlns:w="http://schemas.openxmlformats.org/wordprocessingml/2006/main" xmlns:wne="http://schemas.microsoft.com/office/word/2006/wordml" xmlns:wp14="http://schemas.microsoft.com/office/word/2010/wordprocessingDrawing" xmlns:wp="http://schemas.openxmlformats.org/drawingml/2006/wordprocessingDrawing" xmlns:wpc="http://schemas.microsoft.com/office/word/2010/wordprocessingCanvas" xmlns:wpg="http://schemas.microsoft.com/office/word/2010/wordprocessingGroup" xmlns:wpi="http://schemas.microsoft.com/office/word/2010/wordprocessingInk" xmlns:wps="http://schemas.microsoft.com/office/word/2010/wordprocessingShape" mc:Ignorable="w14 wp14">
+  <w:p>
+    <w:pPr>
+      <w:pStyle w:val="Header"/>
+      <w:spacing w:after="0"/>
+      <w:jc w:val="right"/>
+    </w:pPr>
+    <w:r>
+      <w:rPr>
+        <w:rFonts w:ascii="Arial" w:hAnsi="Arial"/>
+        <w:color w:val="586069"/>
+        <w:sz w:val="16"/>
+      </w:rPr>
+      <w:t>Kanzlei Förde Familienrecht  |  FF/26-217 RH</w:t>
+    </w:r>
+  </w:p>
+</w:hdr>
 </file>
 
 <file path=word/numbering.xml><?xml version="1.0" encoding="utf-8"?>
@@ -457,9 +576,13 @@
     <w:name w:val="Normal"/>
     <w:qFormat/>
     <w:rsid w:val="00FC693F"/>
+    <w:pPr>
+      <w:widowControl/>
+      <w:spacing w:before="0" w:after="120" w:line="276" w:lineRule="auto"/>
+    </w:pPr>
     <w:rPr>
-      <w:rFonts w:ascii="Times New Roman" w:hAnsi="Times New Roman"/>
-      <w:sz w:val="22"/>
+      <w:rFonts w:ascii="Arial" w:hAnsi="Arial"/>
+      <w:sz w:val="21"/>
     </w:rPr>
   </w:style>
   <w:style w:type="paragraph" w:styleId="Header">
@@ -517,15 +640,15 @@
     <w:pPr>
       <w:keepNext/>
       <w:keepLines/>
-      <w:spacing w:before="480" w:after="0"/>
+      <w:spacing w:before="240" w:after="120"/>
       <w:outlineLvl w:val="0"/>
     </w:pPr>
     <w:rPr>
-      <w:rFonts w:asciiTheme="majorHAnsi" w:eastAsiaTheme="majorEastAsia" w:hAnsiTheme="majorHAnsi" w:cstheme="majorBidi" w:ascii="Times New Roman" w:hAnsi="Times New Roman"/>
+      <w:rFonts w:asciiTheme="majorHAnsi" w:eastAsiaTheme="majorEastAsia" w:hAnsiTheme="majorHAnsi" w:cstheme="majorBidi" w:ascii="Arial" w:hAnsi="Arial"/>
       <w:b/>
       <w:bCs/>
-      <w:color w:val="365F91" w:themeColor="accent1" w:themeShade="BF"/>
-      <w:sz w:val="26"/>
+      <w:color w:val="17365D"/>
+      <w:sz w:val="25"/>
       <w:szCs w:val="28"/>
     </w:rPr>
   </w:style>
@@ -541,15 +664,15 @@
     <w:pPr>
       <w:keepNext/>
       <w:keepLines/>
-      <w:spacing w:before="200" w:after="0"/>
+      <w:spacing w:before="200" w:after="100"/>
       <w:outlineLvl w:val="1"/>
     </w:pPr>
     <w:rPr>
-      <w:rFonts w:asciiTheme="majorHAnsi" w:eastAsiaTheme="majorEastAsia" w:hAnsiTheme="majorHAnsi" w:cstheme="majorBidi" w:ascii="Times New Roman" w:hAnsi="Times New Roman"/>
+      <w:rFonts w:asciiTheme="majorHAnsi" w:eastAsiaTheme="majorEastAsia" w:hAnsiTheme="majorHAnsi" w:cstheme="majorBidi" w:ascii="Arial" w:hAnsi="Arial"/>
       <w:b/>
       <w:bCs/>
-      <w:color w:val="4F81BD" w:themeColor="accent1"/>
-      <w:sz w:val="24"/>
+      <w:color w:val="17365D"/>
+      <w:sz w:val="23"/>
       <w:szCs w:val="26"/>
     </w:rPr>
   </w:style>
@@ -565,15 +688,15 @@
     <w:pPr>
       <w:keepNext/>
       <w:keepLines/>
-      <w:spacing w:before="200" w:after="0"/>
+      <w:spacing w:before="160" w:after="80"/>
       <w:outlineLvl w:val="2"/>
     </w:pPr>
     <w:rPr>
-      <w:rFonts w:asciiTheme="majorHAnsi" w:eastAsiaTheme="majorEastAsia" w:hAnsiTheme="majorHAnsi" w:cstheme="majorBidi" w:ascii="Times New Roman" w:hAnsi="Times New Roman"/>
+      <w:rFonts w:asciiTheme="majorHAnsi" w:eastAsiaTheme="majorEastAsia" w:hAnsiTheme="majorHAnsi" w:cstheme="majorBidi" w:ascii="Arial" w:hAnsi="Arial"/>
       <w:b/>
       <w:bCs/>
-      <w:color w:val="4F81BD" w:themeColor="accent1"/>
-      <w:sz w:val="24"/>
+      <w:color w:val="17365D"/>
+      <w:sz w:val="21"/>
     </w:rPr>
   </w:style>
   <w:style w:type="paragraph" w:styleId="Heading4">
@@ -807,15 +930,16 @@
       <w:pBdr>
         <w:bottom w:val="single" w:sz="8" w:space="4" w:color="4F81BD" w:themeColor="accent1"/>
       </w:pBdr>
-      <w:spacing w:after="300" w:line="240" w:lineRule="auto"/>
+      <w:spacing w:after="200" w:line="240" w:lineRule="auto" w:before="160"/>
       <w:contextualSpacing/>
     </w:pPr>
     <w:rPr>
-      <w:rFonts w:asciiTheme="majorHAnsi" w:eastAsiaTheme="majorEastAsia" w:hAnsiTheme="majorHAnsi" w:cstheme="majorBidi"/>
-      <w:color w:val="17365D" w:themeColor="text2" w:themeShade="BF"/>
+      <w:rFonts w:asciiTheme="majorHAnsi" w:eastAsiaTheme="majorEastAsia" w:hAnsiTheme="majorHAnsi" w:cstheme="majorBidi" w:ascii="Arial" w:hAnsi="Arial"/>
+      <w:b/>
+      <w:color w:val="17365D"/>
       <w:spacing w:val="5"/>
       <w:kern w:val="28"/>
-      <w:sz w:val="52"/>
+      <w:sz w:val="30"/>
       <w:szCs w:val="52"/>
     </w:rPr>
   </w:style>
